--- a/ModernControl/word_output/ch07_DQN及闸门控制应用.docx
+++ b/ModernControl/word_output/ch07_DQN及闸门控制应用.docx
@@ -241,6 +241,19 @@
           <w:bCs/>
         </w:rPr>
         <w:t xml:space="preserve">三种机器学习范式对比</w:t>
+      </w:r>
+    </w:p>
+    <w:p>
+      <w:pPr>
+        <w:pStyle w:val="BodyText"/>
+      </w:pPr>
+      <w:r>
+        <w:rPr>
+          <w:rFonts w:hint="eastAsia"/>
+          <w:b/>
+          <w:bCs/>
+        </w:rPr>
+        <w:t xml:space="preserve">表7-1</w:t>
       </w:r>
     </w:p>
     <w:tbl>
@@ -1575,6 +1588,19 @@
           <w:bCs/>
         </w:rPr>
         <w:t xml:space="preserve">闸门控制状态空间设计</w:t>
+      </w:r>
+    </w:p>
+    <w:p>
+      <w:pPr>
+        <w:pStyle w:val="BodyText"/>
+      </w:pPr>
+      <w:r>
+        <w:rPr>
+          <w:rFonts w:hint="eastAsia"/>
+          <w:b/>
+          <w:bCs/>
+        </w:rPr>
+        <w:t xml:space="preserve">表7-2</w:t>
       </w:r>
     </w:p>
     <w:tbl>
@@ -4808,6 +4834,19 @@
         <w:t xml:space="preserve">强化学习与控制论术语对照</w:t>
       </w:r>
     </w:p>
+    <w:p>
+      <w:pPr>
+        <w:pStyle w:val="BodyText"/>
+      </w:pPr>
+      <w:r>
+        <w:rPr>
+          <w:rFonts w:hint="eastAsia"/>
+          <w:b/>
+          <w:bCs/>
+        </w:rPr>
+        <w:t xml:space="preserve">表7-3</w:t>
+      </w:r>
+    </w:p>
     <w:tbl>
       <w:tblPr>
         <w:tblStyle w:val="Table"/>
@@ -5246,6 +5285,19 @@
           <w:bCs/>
         </w:rPr>
         <w:t xml:space="preserve">基于模型与无模型方法对比</w:t>
+      </w:r>
+    </w:p>
+    <w:p>
+      <w:pPr>
+        <w:pStyle w:val="BodyText"/>
+      </w:pPr>
+      <w:r>
+        <w:rPr>
+          <w:rFonts w:hint="eastAsia"/>
+          <w:b/>
+          <w:bCs/>
+        </w:rPr>
+        <w:t xml:space="preserve">表7-4</w:t>
       </w:r>
     </w:p>
     <w:tbl>
